--- a/Polak_and_Afif/Project I/Project I Report.docx
+++ b/Polak_and_Afif/Project I/Project I Report.docx
@@ -132,10 +132,7 @@
     <w:p>
       <w:pPr>
         <w:pStyle w:val="ListParagraph"/>
-        <w:numPr>
-          <w:ilvl w:val="0"/>
-          <w:numId w:val="31"/>
-        </w:numPr>
+        <w:ind w:left="720"/>
         <w:rPr>
           <w:color w:val="FFFFFF" w:themeColor="background1"/>
         </w:rPr>
@@ -1164,13 +1161,13 @@
       <w:pPr>
         <w:pStyle w:val="Heading1"/>
       </w:pPr>
-      <w:bookmarkStart w:id="2" w:name="_Hlk127888408"/>
-      <w:bookmarkStart w:id="3" w:name="_Toc227310764"/>
+      <w:bookmarkStart w:id="2" w:name="_Toc227310764"/>
+      <w:bookmarkStart w:id="3" w:name="_Hlk127888408"/>
       <w:r>
         <w:lastRenderedPageBreak/>
         <w:t>Abstract</w:t>
       </w:r>
-      <w:bookmarkEnd w:id="3"/>
+      <w:bookmarkEnd w:id="2"/>
     </w:p>
     <w:p>
       <w:pPr>
@@ -1185,35 +1182,7 @@
           <w:sz w:val="22"/>
           <w:szCs w:val="32"/>
         </w:rPr>
-        <w:t>This study presents a 1D simulation of hydrogen flow in porous media using basic principles such as mass conservation, Darcy’s law, and the ideal gas equation. The model is solved using the finite volume method with an implicit time scheme. A production well is included using the Peaceman approach with a constant bottom-hole pressure.</w:t>
-      </w:r>
-      <w:r>
-        <w:rPr>
-          <w:sz w:val="22"/>
-          <w:szCs w:val="32"/>
-        </w:rPr>
-        <w:t xml:space="preserve"> </w:t>
-      </w:r>
-      <w:r>
-        <w:rPr>
-          <w:sz w:val="22"/>
-          <w:szCs w:val="32"/>
-        </w:rPr>
-        <w:t>The results show how pressure changes over time as the reservoir is depleted. A clear pressure drop forms around the well and expands outward, while the boundaries remain unaffected due to no-flow conditions. The flow direction is always toward the well, as shown by the mass velocity (ρU), with the highest values near the well and decreasing over time as pressure declines.</w:t>
-      </w:r>
-      <w:r>
-        <w:rPr>
-          <w:sz w:val="22"/>
-          <w:szCs w:val="32"/>
-        </w:rPr>
-        <w:t xml:space="preserve"> </w:t>
-      </w:r>
-      <w:r>
-        <w:rPr>
-          <w:sz w:val="22"/>
-          <w:szCs w:val="32"/>
-        </w:rPr>
-        <w:t>The cumulative production increases quickly at early time and then slows down. At the end of the simulation, about 10.45 kg of hydrogen is produced, which is equivalent to 104.5 m</w:t>
+        <w:t>This study presents a 1D simulation of hydrogen flow in porous media using basic principles such as mass conservation, Darcy’s law, and the ideal gas equation. The model is solved using the finite volume method with an implicit time scheme. A production well is included using the Peaceman approach with a constant bottom-hole pressure. The results show how pressure changes over time as the reservoir is depleted. A clear pressure drop forms around the well and expands outward, while the boundaries remain unaffected due to no-flow conditions. The flow direction is always toward the well, as shown by the mass velocity (ρU), with the highest values near the well and decreasing over time as pressure declines. The cumulative production increases quickly at early time and then slows down. At the end of the simulation, about 10.45 kg of hydrogen is produced, which is equivalent to 104.5 m</w:t>
       </w:r>
       <w:r>
         <w:rPr>
@@ -1228,35 +1197,7 @@
           <w:sz w:val="22"/>
           <w:szCs w:val="32"/>
         </w:rPr>
-        <w:t xml:space="preserve"> at standard conditions.</w:t>
-      </w:r>
-      <w:r>
-        <w:rPr>
-          <w:sz w:val="22"/>
-          <w:szCs w:val="32"/>
-        </w:rPr>
-        <w:t xml:space="preserve"> </w:t>
-      </w:r>
-      <w:r>
-        <w:rPr>
-          <w:sz w:val="22"/>
-          <w:szCs w:val="32"/>
-        </w:rPr>
-        <w:t>A grid sensitivity analysis shows that results are stable for moderate grid sizes (nx = 10 and 100). However, using a very fine grid (nx = 1000) gives unrealistic results due to limitations in the Peaceman well model when the grid size becomes too small compared to the well radius.</w:t>
-      </w:r>
-      <w:r>
-        <w:rPr>
-          <w:sz w:val="22"/>
-          <w:szCs w:val="32"/>
-        </w:rPr>
-        <w:t xml:space="preserve"> </w:t>
-      </w:r>
-      <w:r>
-        <w:rPr>
-          <w:sz w:val="22"/>
-          <w:szCs w:val="32"/>
-        </w:rPr>
-        <w:t>Overall, this study shows the importance of choosing an appropriate grid size to obtain reliable simulation results.</w:t>
+        <w:t xml:space="preserve"> at standard conditions. A grid sensitivity analysis shows that results are stable for moderate grid sizes (nx = 10 and 100). However, using a very fine grid (nx = 1000) gives unrealistic results due to limitations in the Peaceman well model when the grid size becomes too small compared to the well radius. Overall, this study shows the importance of choosing an appropriate grid size to obtain reliable simulation results.</w:t>
       </w:r>
     </w:p>
     <w:p>
@@ -1268,22 +1209,22 @@
       <w:pPr>
         <w:pStyle w:val="Heading1"/>
       </w:pPr>
-      <w:bookmarkStart w:id="4" w:name="_Hlk127888577"/>
-      <w:bookmarkStart w:id="5" w:name="_Toc227310765"/>
-      <w:bookmarkEnd w:id="2"/>
+      <w:bookmarkStart w:id="4" w:name="_Toc227310765"/>
+      <w:bookmarkStart w:id="5" w:name="_Hlk127888577"/>
+      <w:bookmarkEnd w:id="3"/>
       <w:r>
         <w:lastRenderedPageBreak/>
         <w:t>Formulations and Method</w:t>
       </w:r>
-      <w:bookmarkEnd w:id="5"/>
+      <w:bookmarkEnd w:id="4"/>
     </w:p>
     <w:p>
       <w:pPr>
         <w:pStyle w:val="Heading2"/>
       </w:pPr>
-      <w:bookmarkStart w:id="6" w:name="_Hlk127888159"/>
-      <w:bookmarkStart w:id="7" w:name="_Toc227310766"/>
-      <w:bookmarkEnd w:id="4"/>
+      <w:bookmarkStart w:id="6" w:name="_Toc227310766"/>
+      <w:bookmarkStart w:id="7" w:name="_Hlk127888159"/>
+      <w:bookmarkEnd w:id="5"/>
       <w:r>
         <w:t>Mathematical Formu</w:t>
       </w:r>
@@ -1299,7 +1240,7 @@
       <w:r>
         <w:t>, and Simulation Approach</w:t>
       </w:r>
-      <w:bookmarkEnd w:id="7"/>
+      <w:bookmarkEnd w:id="6"/>
     </w:p>
     <w:p>
       <w:pPr>
@@ -5123,7 +5064,7 @@
         <w:pStyle w:val="Heading1"/>
       </w:pPr>
       <w:bookmarkStart w:id="9" w:name="_Toc227310768"/>
-      <w:bookmarkEnd w:id="6"/>
+      <w:bookmarkEnd w:id="7"/>
       <w:r>
         <w:lastRenderedPageBreak/>
         <w:t>Results</w:t>
@@ -5194,6 +5135,9 @@
         <w:jc w:val="center"/>
       </w:pPr>
       <w:r>
+        <w:rPr>
+          <w:noProof/>
+        </w:rPr>
         <w:drawing>
           <wp:inline distT="0" distB="0" distL="0" distR="0" wp14:anchorId="017C23B0" wp14:editId="50AF2093">
             <wp:extent cx="4465580" cy="2664000"/>
@@ -5353,6 +5297,9 @@
         <w:jc w:val="center"/>
       </w:pPr>
       <w:r>
+        <w:rPr>
+          <w:noProof/>
+        </w:rPr>
         <w:drawing>
           <wp:inline distT="0" distB="0" distL="0" distR="0" wp14:anchorId="15894590" wp14:editId="538C0B60">
             <wp:extent cx="4465580" cy="2664000"/>
@@ -5800,6 +5747,9 @@
         <w:jc w:val="center"/>
       </w:pPr>
       <w:r>
+        <w:rPr>
+          <w:noProof/>
+        </w:rPr>
         <w:drawing>
           <wp:inline distT="0" distB="0" distL="0" distR="0" wp14:anchorId="10491C44" wp14:editId="3AF86A8E">
             <wp:extent cx="5155836" cy="1980000"/>
@@ -5852,21 +5802,7 @@
           <w:sz w:val="22"/>
           <w:szCs w:val="22"/>
         </w:rPr>
-        <w:t xml:space="preserve">The plots show the total hydrogen produced over time, in terms of mass </w:t>
-      </w:r>
-      <w:r>
-        <w:rPr>
-          <w:sz w:val="22"/>
-          <w:szCs w:val="22"/>
-        </w:rPr>
-        <w:t xml:space="preserve">(in </w:t>
-      </w:r>
-      <w:r>
-        <w:rPr>
-          <w:sz w:val="22"/>
-          <w:szCs w:val="22"/>
-        </w:rPr>
-        <w:t>kg</w:t>
+        <w:t>The plots show the total hydrogen produced over time, in terms of mass (in kg</w:t>
       </w:r>
       <w:r>
         <w:rPr>
@@ -6141,6 +6077,9 @@
         <w:spacing w:after="240"/>
       </w:pPr>
       <w:r>
+        <w:rPr>
+          <w:noProof/>
+        </w:rPr>
         <w:drawing>
           <wp:inline distT="0" distB="0" distL="0" distR="0" wp14:anchorId="0CAA32A9" wp14:editId="38341DF0">
             <wp:extent cx="5560381" cy="1980000"/>
@@ -6322,14 +6261,7 @@
           <w:sz w:val="22"/>
           <w:szCs w:val="32"/>
         </w:rPr>
-        <w:t>at the right graph (</w:t>
-      </w:r>
-      <w:r>
-        <w:rPr>
-          <w:sz w:val="22"/>
-          <w:szCs w:val="32"/>
-        </w:rPr>
-        <w:t xml:space="preserve">grid sensitivity over </w:t>
+        <w:t xml:space="preserve">at the right graph (grid sensitivity over </w:t>
       </w:r>
       <w:r>
         <w:rPr>
@@ -6534,7 +6466,14 @@
           <w:sz w:val="22"/>
           <w:szCs w:val="32"/>
         </w:rPr>
-        <w:t>a</w:t>
+        <w:t>as the grid is refined</w:t>
+      </w:r>
+      <w:r>
+        <w:rPr>
+          <w:sz w:val="22"/>
+          <w:szCs w:val="32"/>
+        </w:rPr>
+        <w:t xml:space="preserve">, the </w:t>
       </w:r>
       <w:r>
         <w:rPr>
@@ -6543,14 +6482,14 @@
           <w:sz w:val="22"/>
           <w:szCs w:val="32"/>
         </w:rPr>
-        <w:t>s the grid is refined</w:t>
+        <w:t>well location converges to the true geometric center</w:t>
       </w:r>
       <w:r>
         <w:rPr>
           <w:sz w:val="22"/>
           <w:szCs w:val="32"/>
         </w:rPr>
-        <w:t xml:space="preserve">, the </w:t>
+        <w:t xml:space="preserve"> at </w:t>
       </w:r>
       <w:r>
         <w:rPr>
@@ -6559,22 +6498,6 @@
           <w:sz w:val="22"/>
           <w:szCs w:val="32"/>
         </w:rPr>
-        <w:t>well location converges to the true geometric center</w:t>
-      </w:r>
-      <w:r>
-        <w:rPr>
-          <w:sz w:val="22"/>
-          <w:szCs w:val="32"/>
-        </w:rPr>
-        <w:t xml:space="preserve"> at </w:t>
-      </w:r>
-      <w:r>
-        <w:rPr>
-          <w:i/>
-          <w:iCs/>
-          <w:sz w:val="22"/>
-          <w:szCs w:val="32"/>
-        </w:rPr>
         <w:t>x = 50 m</w:t>
       </w:r>
       <w:r>
@@ -6591,6 +6514,9 @@
         <w:jc w:val="center"/>
       </w:pPr>
       <w:r>
+        <w:rPr>
+          <w:noProof/>
+        </w:rPr>
         <w:drawing>
           <wp:inline distT="0" distB="0" distL="0" distR="0" wp14:anchorId="68C121D1" wp14:editId="42F7991C">
             <wp:extent cx="3714364" cy="2304000"/>
@@ -6687,21 +6613,7 @@
           <w:sz w:val="22"/>
           <w:szCs w:val="22"/>
         </w:rPr>
-        <w:t xml:space="preserve">Peaceman derived the </w:t>
-      </w:r>
-      <w:r>
-        <w:rPr>
-          <w:sz w:val="22"/>
-          <w:szCs w:val="22"/>
-        </w:rPr>
-        <w:t>formula</w:t>
-      </w:r>
-      <w:r>
-        <w:rPr>
-          <w:sz w:val="22"/>
-          <w:szCs w:val="22"/>
-        </w:rPr>
-        <w:t xml:space="preserve"> </w:t>
+        <w:t xml:space="preserve">Peaceman derived the formula </w:t>
       </w:r>
       <w:r>
         <w:rPr>
@@ -10701,6 +10613,7 @@
   <w:style w:type="character" w:default="1" w:styleId="DefaultParagraphFont">
     <w:name w:val="Default Paragraph Font"/>
     <w:uiPriority w:val="1"/>
+    <w:semiHidden/>
     <w:unhideWhenUsed/>
   </w:style>
   <w:style w:type="table" w:default="1" w:styleId="TableNormal">
@@ -12709,6 +12622,19 @@
 </file>
 
 <file path=customXml/item1.xml><?xml version="1.0" encoding="utf-8"?>
+<?mso-contentType ?>
+<FormTemplates xmlns="http://schemas.microsoft.com/sharepoint/v3/contenttype/forms">
+  <Display>DocumentLibraryForm</Display>
+  <Edit>DocumentLibraryForm</Edit>
+  <New>DocumentLibraryForm</New>
+</FormTemplates>
+</file>
+
+<file path=customXml/item2.xml><?xml version="1.0" encoding="utf-8"?>
+<b:Sources xmlns:b="http://schemas.openxmlformats.org/officeDocument/2006/bibliography" xmlns="http://schemas.openxmlformats.org/officeDocument/2006/bibliography" SelectedStyle="/APASixthEditionOfficeOnline.xsl" StyleName="APA" Version="6"/>
+</file>
+
+<file path=customXml/item3.xml><?xml version="1.0" encoding="utf-8"?>
 <ct:contentTypeSchema xmlns:ct="http://schemas.microsoft.com/office/2006/metadata/contentType" xmlns:ma="http://schemas.microsoft.com/office/2006/metadata/properties/metaAttributes" ct:_="" ma:_="" ma:contentTypeName="Document" ma:contentTypeID="0x01010066EC017AB940484C96C05367E586DC6E" ma:contentTypeVersion="9" ma:contentTypeDescription="Een nieuw document maken." ma:contentTypeScope="" ma:versionID="0673e5379c87fc2fb22ebe69ab73dba6">
   <xsd:schema xmlns:xsd="http://www.w3.org/2001/XMLSchema" xmlns:xs="http://www.w3.org/2001/XMLSchema" xmlns:p="http://schemas.microsoft.com/office/2006/metadata/properties" xmlns:ns3="e1abb75a-8d5a-4940-815a-3a2ce52ea721" targetNamespace="http://schemas.microsoft.com/office/2006/metadata/properties" ma:root="true" ma:fieldsID="06ee50fc71782d23caf1a9e87359073b" ns3:_="">
     <xsd:import namespace="e1abb75a-8d5a-4940-815a-3a2ce52ea721"/>
@@ -12882,19 +12808,6 @@
 </ct:contentTypeSchema>
 </file>
 
-<file path=customXml/item2.xml><?xml version="1.0" encoding="utf-8"?>
-<b:Sources xmlns:b="http://schemas.openxmlformats.org/officeDocument/2006/bibliography" xmlns="http://schemas.openxmlformats.org/officeDocument/2006/bibliography" SelectedStyle="/APASixthEditionOfficeOnline.xsl" StyleName="APA" Version="6"/>
-</file>
-
-<file path=customXml/item3.xml><?xml version="1.0" encoding="utf-8"?>
-<?mso-contentType ?>
-<FormTemplates xmlns="http://schemas.microsoft.com/sharepoint/v3/contenttype/forms">
-  <Display>DocumentLibraryForm</Display>
-  <Edit>DocumentLibraryForm</Edit>
-  <New>DocumentLibraryForm</New>
-</FormTemplates>
-</file>
-
 <file path=customXml/item4.xml><?xml version="1.0" encoding="utf-8"?>
 <p:properties xmlns:p="http://schemas.microsoft.com/office/2006/metadata/properties" xmlns:xsi="http://www.w3.org/2001/XMLSchema-instance" xmlns:pc="http://schemas.microsoft.com/office/infopath/2007/PartnerControls">
   <documentManagement>
@@ -12904,6 +12817,22 @@
 </file>
 
 <file path=customXml/itemProps1.xml><?xml version="1.0" encoding="utf-8"?>
+<ds:datastoreItem xmlns:ds="http://schemas.openxmlformats.org/officeDocument/2006/customXml" ds:itemID="{D4C82E1D-4C5D-4020-8708-0A6DB37CC860}">
+  <ds:schemaRefs>
+    <ds:schemaRef ds:uri="http://schemas.microsoft.com/sharepoint/v3/contenttype/forms"/>
+  </ds:schemaRefs>
+</ds:datastoreItem>
+</file>
+
+<file path=customXml/itemProps2.xml><?xml version="1.0" encoding="utf-8"?>
+<ds:datastoreItem xmlns:ds="http://schemas.openxmlformats.org/officeDocument/2006/customXml" ds:itemID="{25E51CA2-B690-5240-A3D4-A19FFCB564BF}">
+  <ds:schemaRefs>
+    <ds:schemaRef ds:uri="http://schemas.openxmlformats.org/officeDocument/2006/bibliography"/>
+  </ds:schemaRefs>
+</ds:datastoreItem>
+</file>
+
+<file path=customXml/itemProps3.xml><?xml version="1.0" encoding="utf-8"?>
 <ds:datastoreItem xmlns:ds="http://schemas.openxmlformats.org/officeDocument/2006/customXml" ds:itemID="{3458464E-68BF-427D-B1A3-C42DE5D73506}">
   <ds:schemaRefs>
     <ds:schemaRef ds:uri="http://schemas.microsoft.com/office/2006/metadata/contentType"/>
@@ -12921,22 +12850,6 @@
 </ds:datastoreItem>
 </file>
 
-<file path=customXml/itemProps2.xml><?xml version="1.0" encoding="utf-8"?>
-<ds:datastoreItem xmlns:ds="http://schemas.openxmlformats.org/officeDocument/2006/customXml" ds:itemID="{25E51CA2-B690-5240-A3D4-A19FFCB564BF}">
-  <ds:schemaRefs>
-    <ds:schemaRef ds:uri="http://schemas.openxmlformats.org/officeDocument/2006/bibliography"/>
-  </ds:schemaRefs>
-</ds:datastoreItem>
-</file>
-
-<file path=customXml/itemProps3.xml><?xml version="1.0" encoding="utf-8"?>
-<ds:datastoreItem xmlns:ds="http://schemas.openxmlformats.org/officeDocument/2006/customXml" ds:itemID="{D4C82E1D-4C5D-4020-8708-0A6DB37CC860}">
-  <ds:schemaRefs>
-    <ds:schemaRef ds:uri="http://schemas.microsoft.com/sharepoint/v3/contenttype/forms"/>
-  </ds:schemaRefs>
-</ds:datastoreItem>
-</file>
-
 <file path=customXml/itemProps4.xml><?xml version="1.0" encoding="utf-8"?>
 <ds:datastoreItem xmlns:ds="http://schemas.openxmlformats.org/officeDocument/2006/customXml" ds:itemID="{24E5BAC5-B25D-4C3A-AAE7-D52A4F347694}">
   <ds:schemaRefs>
